--- a/deliveries/2026-09-03/02_Procurement_Guides/GUIDE_20260903_09_Aftersales_Parts_Warranty.docx
+++ b/deliveries/2026-09-03/02_Procurement_Guides/GUIDE_20260903_09_Aftersales_Parts_Warranty.docx
@@ -4,7 +4,7 @@
   <w:body>
     <w:p>
       <w:pPr>
-        <w:pStyle w:val="Title"/>
+        <w:pStyle w:val="Heading1"/>
       </w:pPr>
       <w:r>
         <w:t>Building an Overseas After-Sales, Parts and Warranty Network From a Standing Start</w:t>
@@ -12,7 +12,7 @@
     </w:p>
     <w:p>
       <w:pPr>
-        <w:pStyle w:val="Heading1"/>
+        <w:pStyle w:val="Heading2"/>
       </w:pPr>
       <w:r>
         <w:t>SEO Metadata</w:t>
@@ -146,7 +146,7 @@
     </w:p>
     <w:p>
       <w:pPr>
-        <w:pStyle w:val="Heading1"/>
+        <w:pStyle w:val="Heading2"/>
       </w:pPr>
       <w:r>
         <w:t>Scope: This Is About Operating Service, Not Buying Spare Parts</w:t>
@@ -163,16 +163,7 @@
         <w:t>standing up after-sales, parts supply and warranty fulfilment</w:t>
       </w:r>
       <w:r>
-        <w:t xml:space="preserve"> in a destination market. It is deliberately distinct from the separate topic of </w:t>
-      </w:r>
-      <w:r>
-        <w:rPr>
-          <w:i/>
-        </w:rPr>
-        <w:t>procuring</w:t>
-      </w:r>
-      <w:r>
-        <w:t xml:space="preserve"> spare parts in China (an existing spare_parts content cluster) — sourcing components is an input; this page is about the </w:t>
+        <w:t xml:space="preserve"> in a destination market. It is deliberately distinct from the separate topic of *procuring* spare parts in China (an existing spare_parts content cluster) — sourcing components is an input; this page is about the </w:t>
       </w:r>
       <w:r>
         <w:rPr>
@@ -186,7 +177,7 @@
     </w:p>
     <w:p>
       <w:pPr>
-        <w:pStyle w:val="Heading1"/>
+        <w:pStyle w:val="Heading2"/>
       </w:pPr>
       <w:r>
         <w:t>Why It Decides Repeat Business</w:t>
@@ -208,7 +199,7 @@
     </w:p>
     <w:p>
       <w:pPr>
-        <w:pStyle w:val="Heading1"/>
+        <w:pStyle w:val="Heading2"/>
       </w:pPr>
       <w:r>
         <w:t>The Policy Expectation Behind It</w:t>
@@ -230,7 +221,7 @@
     </w:p>
     <w:p>
       <w:pPr>
-        <w:pStyle w:val="Heading1"/>
+        <w:pStyle w:val="Heading2"/>
       </w:pPr>
       <w:r>
         <w:t>Choose a Network Model That Matches Installed Base</w:t>
@@ -326,7 +317,7 @@
     </w:p>
     <w:p>
       <w:pPr>
-        <w:pStyle w:val="Heading1"/>
+        <w:pStyle w:val="Heading2"/>
       </w:pPr>
       <w:r>
         <w:t>Parts Supply: Stock Where It Can Be Reached Fast</w:t>
@@ -385,7 +376,7 @@
     </w:p>
     <w:p>
       <w:pPr>
-        <w:pStyle w:val="Heading1"/>
+        <w:pStyle w:val="Heading2"/>
       </w:pPr>
       <w:r>
         <w:t>Align the Warranty Promise With Real Capacity</w:t>
@@ -449,7 +440,7 @@
     </w:p>
     <w:p>
       <w:pPr>
-        <w:pStyle w:val="Heading1"/>
+        <w:pStyle w:val="Heading2"/>
       </w:pPr>
       <w:r>
         <w:t>What This Guide Recommends You Put in Place</w:t>
@@ -539,7 +530,7 @@
     </w:p>
     <w:p>
       <w:pPr>
-        <w:pStyle w:val="Heading1"/>
+        <w:pStyle w:val="Heading2"/>
       </w:pPr>
       <w:r>
         <w:t>Frequently Asked Questions</w:t>
@@ -553,8 +544,10 @@
         <w:t>Should a new exporter open branded service centres immediately?</w:t>
       </w:r>
       <w:r>
-        <w:t xml:space="preserve"> Usually no — with a thin installed base, use local multi-brand workshops and cross-brand recognition first, then invest as volume grows. </w:t>
+        <w:t xml:space="preserve"> Usually no — with a thin installed base, use local multi-brand workshops and cross-brand recognition first, then invest as volume grows.</w:t>
       </w:r>
+    </w:p>
+    <w:p>
       <w:r>
         <w:rPr>
           <w:b/>
@@ -562,8 +555,10 @@
         <w:t>What drives after-sales response time most?</w:t>
       </w:r>
       <w:r>
-        <w:t xml:space="preserve"> Local/regional parts availability with safety stock of critical components — more than workshop count alone. </w:t>
+        <w:t xml:space="preserve"> Local/regional parts availability with safety stock of critical components — more than workshop count alone.</w:t>
       </w:r>
+    </w:p>
+    <w:p>
       <w:r>
         <w:rPr>
           <w:b/>
@@ -571,8 +566,10 @@
         <w:t>Can I offer a long warranty to win deals?</w:t>
       </w:r>
       <w:r>
-        <w:t xml:space="preserve"> Only if parts reach the market and workshops can honour it; an unmatched warranty is unfunded liability. </w:t>
+        <w:t xml:space="preserve"> Only if parts reach the market and workshops can honour it; an unmatched warranty is unfunded liability.</w:t>
       </w:r>
+    </w:p>
+    <w:p>
       <w:r>
         <w:rPr>
           <w:b/>
@@ -580,8 +577,10 @@
         <w:t>Is after-sales a compliance matter in China?</w:t>
       </w:r>
       <w:r>
-        <w:t xml:space="preserve"> Policy guidance directs exporters, OEMs and importers to jointly provide after-sales, parts and technical support. </w:t>
+        <w:t xml:space="preserve"> Policy guidance directs exporters, OEMs and importers to jointly provide after-sales, parts and technical support.</w:t>
       </w:r>
+    </w:p>
+    <w:p>
       <w:r>
         <w:rPr>
           <w:b/>
@@ -594,7 +593,255 @@
     </w:p>
     <w:p>
       <w:pPr>
-        <w:pStyle w:val="Heading1"/>
+        <w:pStyle w:val="Heading2"/>
+      </w:pPr>
+      <w:r>
+        <w:t>Image Record</w:t>
+      </w:r>
+    </w:p>
+    <w:p>
+      <w:pPr>
+        <w:pStyle w:val="ListBullet"/>
+      </w:pPr>
+      <w:r>
+        <w:t>IMAGE_ASSET_PATH: none secured in repository</w:t>
+      </w:r>
+    </w:p>
+    <w:p>
+      <w:pPr>
+        <w:pStyle w:val="ListBullet"/>
+      </w:pPr>
+      <w:r>
+        <w:t>ORIGINAL_IMAGE_URL: not captured</w:t>
+      </w:r>
+    </w:p>
+    <w:p>
+      <w:pPr>
+        <w:pStyle w:val="ListBullet"/>
+      </w:pPr>
+      <w:r>
+        <w:t>SOURCE_PAGE: not captured</w:t>
+      </w:r>
+    </w:p>
+    <w:p>
+      <w:pPr>
+        <w:pStyle w:val="ListBullet"/>
+      </w:pPr>
+      <w:r>
+        <w:t>RIGHTS_HOLDER: unconfirmed</w:t>
+      </w:r>
+    </w:p>
+    <w:p>
+      <w:pPr>
+        <w:pStyle w:val="ListBullet"/>
+      </w:pPr>
+      <w:r>
+        <w:t>LICENSE: none secured — no third-party image may be published until rights are cleared</w:t>
+      </w:r>
+    </w:p>
+    <w:p>
+      <w:pPr>
+        <w:pStyle w:val="ListBullet"/>
+      </w:pPr>
+      <w:r>
+        <w:t>CHECKED_DATE: 2026-09-05</w:t>
+      </w:r>
+    </w:p>
+    <w:p>
+      <w:pPr>
+        <w:pStyle w:val="ListBullet"/>
+      </w:pPr>
+      <w:r>
+        <w:t>MODEL_TOPIC_MATCH: must match the exact model/version (or the guide topic) and reference market above</w:t>
+      </w:r>
+    </w:p>
+    <w:p>
+      <w:pPr>
+        <w:pStyle w:val="ListBullet"/>
+      </w:pPr>
+      <w:r>
+        <w:t>IMAGE_RIGHTS_STATUS: FAIL (no licensed asset captured; a placeholder or “retain old image” note is not accepted)</w:t>
+      </w:r>
+    </w:p>
+    <w:p>
+      <w:pPr>
+        <w:pStyle w:val="ListBullet"/>
+      </w:pPr>
+      <w:r>
+        <w:t>ALT by language:</w:t>
+      </w:r>
+    </w:p>
+    <w:p>
+      <w:pPr>
+        <w:pStyle w:val="ListBullet"/>
+      </w:pPr>
+      <w:r>
+        <w:rPr>
+          <w:b/>
+        </w:rPr>
+        <w:t>EN</w:t>
+      </w:r>
+      <w:r>
+        <w:t>: AutoBridge export-buyer reference — Overseas after-sales parts and warranty network, vehicle-export procurement guide</w:t>
+      </w:r>
+    </w:p>
+    <w:p>
+      <w:pPr>
+        <w:pStyle w:val="ListBullet"/>
+      </w:pPr>
+      <w:r>
+        <w:rPr>
+          <w:b/>
+        </w:rPr>
+        <w:t>FR</w:t>
+      </w:r>
+      <w:r>
+        <w:t>: Référence AutoBridge pour acheteurs export — Overseas after-sales parts and warranty network, guide d’achat à l’export automobile</w:t>
+      </w:r>
+    </w:p>
+    <w:p>
+      <w:pPr>
+        <w:pStyle w:val="ListBullet"/>
+      </w:pPr>
+      <w:r>
+        <w:rPr>
+          <w:b/>
+        </w:rPr>
+        <w:t>DE</w:t>
+      </w:r>
+      <w:r>
+        <w:t>: AutoBridge-Referenz für Exportkäufer — Overseas after-sales parts and warranty network, Leitfaden für Fahrzeugexport-Einkauf</w:t>
+      </w:r>
+    </w:p>
+    <w:p>
+      <w:pPr>
+        <w:pStyle w:val="ListBullet"/>
+      </w:pPr>
+      <w:r>
+        <w:rPr>
+          <w:b/>
+        </w:rPr>
+        <w:t>ES</w:t>
+      </w:r>
+      <w:r>
+        <w:t>: Referencia AutoBridge para compradores de exportación — Overseas after-sales parts and warranty network, guía de compras para exportación de vehículos</w:t>
+      </w:r>
+    </w:p>
+    <w:p>
+      <w:pPr>
+        <w:pStyle w:val="ListBullet"/>
+      </w:pPr>
+      <w:r>
+        <w:rPr>
+          <w:b/>
+        </w:rPr>
+        <w:t>PT</w:t>
+      </w:r>
+      <w:r>
+        <w:t>: Referência AutoBridge para compradores de exportação — Overseas after-sales parts and warranty network, guia de compras para exportação de veículos</w:t>
+      </w:r>
+    </w:p>
+    <w:p>
+      <w:pPr>
+        <w:pStyle w:val="ListBullet"/>
+      </w:pPr>
+      <w:r>
+        <w:rPr>
+          <w:b/>
+        </w:rPr>
+        <w:t>JA</w:t>
+      </w:r>
+      <w:r>
+        <w:t>: AutoBridge 輸出バイヤー向けリファレンス｜Overseas after-sales parts and warranty network, 自動車輸出 調達ガイド</w:t>
+      </w:r>
+    </w:p>
+    <w:p>
+      <w:pPr>
+        <w:pStyle w:val="ListBullet"/>
+      </w:pPr>
+      <w:r>
+        <w:rPr>
+          <w:b/>
+        </w:rPr>
+        <w:t>KO</w:t>
+      </w:r>
+      <w:r>
+        <w:t>: AutoBridge 수출 바이어 참고 자료｜Overseas after-sales parts and warranty network, 자동차 수출 조달 가이드</w:t>
+      </w:r>
+    </w:p>
+    <w:p>
+      <w:pPr>
+        <w:pStyle w:val="ListBullet"/>
+      </w:pPr>
+      <w:r>
+        <w:rPr>
+          <w:b/>
+        </w:rPr>
+        <w:t>VI</w:t>
+      </w:r>
+      <w:r>
+        <w:t>: Tài liệu tham khảo AutoBridge cho người mua xuất khẩu — Overseas after-sales parts and warranty network, hướng dẫn thu mua xuất khẩu xe</w:t>
+      </w:r>
+    </w:p>
+    <w:p>
+      <w:pPr>
+        <w:pStyle w:val="ListBullet"/>
+      </w:pPr>
+      <w:r>
+        <w:rPr>
+          <w:b/>
+        </w:rPr>
+        <w:t>TH</w:t>
+      </w:r>
+      <w:r>
+        <w:t>: เอกสารอ้างอิง AutoBridge สำหรับผู้ซื้อเพื่อการส่งออก — Overseas after-sales parts and warranty network, คู่มือจัดซื้อเพื่อการส่งออกยานยนต์</w:t>
+      </w:r>
+    </w:p>
+    <w:p>
+      <w:pPr>
+        <w:pStyle w:val="ListBullet"/>
+      </w:pPr>
+      <w:r>
+        <w:rPr>
+          <w:b/>
+        </w:rPr>
+        <w:t>ID</w:t>
+      </w:r>
+      <w:r>
+        <w:t>: Referensi AutoBridge untuk pembeli ekspor — Overseas after-sales parts and warranty network, panduan pengadaan ekspor kendaraan</w:t>
+      </w:r>
+    </w:p>
+    <w:p>
+      <w:pPr>
+        <w:pStyle w:val="ListBullet"/>
+      </w:pPr>
+      <w:r>
+        <w:rPr>
+          <w:b/>
+        </w:rPr>
+        <w:t>AR</w:t>
+      </w:r>
+      <w:r>
+        <w:t>: مرجع AutoBridge لمشتري التصدير — Overseas after-sales parts and warranty network, دليل مشتريات تصدير المركبات</w:t>
+      </w:r>
+    </w:p>
+    <w:p>
+      <w:pPr>
+        <w:pStyle w:val="ListBullet"/>
+      </w:pPr>
+      <w:r>
+        <w:rPr>
+          <w:b/>
+        </w:rPr>
+        <w:t>ZH</w:t>
+      </w:r>
+      <w:r>
+        <w:t>: AutoBridge 出口采购参考｜Overseas after-sales parts and warranty network, 汽车出口采购指南</w:t>
+      </w:r>
+    </w:p>
+    <w:p>
+      <w:pPr>
+        <w:pStyle w:val="Heading2"/>
       </w:pPr>
       <w:r>
         <w:t>Sources &amp; Verification</w:t>
@@ -602,7 +849,7 @@
     </w:p>
     <w:tbl>
       <w:tblPr>
-        <w:tblStyle w:val="TableGrid"/>
+        <w:tblStyle w:val="LightGrid-Accent1"/>
         <w:tblW w:type="auto" w:w="0"/>
         <w:tblLook w:firstColumn="1" w:firstRow="1" w:lastColumn="0" w:lastRow="0" w:noHBand="0" w:noVBand="1" w:val="04A0"/>
       </w:tblPr>
@@ -619,20 +866,9 @@
         <w:tc>
           <w:tcPr>
             <w:tcW w:type="dxa" w:w="1234"/>
-            <w:shd w:val="clear" w:fill="EAF0F6"/>
           </w:tcPr>
           <w:p>
             <w:r>
-              <w:rPr>
-                <w:b/>
-                <w:sz w:val="20"/>
-              </w:rPr>
-            </w:r>
-            <w:r>
-              <w:rPr>
-                <w:b/>
-                <w:sz w:val="20"/>
-              </w:rPr>
               <w:t>Source title</w:t>
             </w:r>
           </w:p>
@@ -640,20 +876,9 @@
         <w:tc>
           <w:tcPr>
             <w:tcW w:type="dxa" w:w="1234"/>
-            <w:shd w:val="clear" w:fill="EAF0F6"/>
           </w:tcPr>
           <w:p>
             <w:r>
-              <w:rPr>
-                <w:b/>
-                <w:sz w:val="20"/>
-              </w:rPr>
-            </w:r>
-            <w:r>
-              <w:rPr>
-                <w:b/>
-                <w:sz w:val="20"/>
-              </w:rPr>
               <w:t>Organization</w:t>
             </w:r>
           </w:p>
@@ -661,20 +886,9 @@
         <w:tc>
           <w:tcPr>
             <w:tcW w:type="dxa" w:w="1234"/>
-            <w:shd w:val="clear" w:fill="EAF0F6"/>
           </w:tcPr>
           <w:p>
             <w:r>
-              <w:rPr>
-                <w:b/>
-                <w:sz w:val="20"/>
-              </w:rPr>
-            </w:r>
-            <w:r>
-              <w:rPr>
-                <w:b/>
-                <w:sz w:val="20"/>
-              </w:rPr>
               <w:t>Market</w:t>
             </w:r>
           </w:p>
@@ -682,20 +896,9 @@
         <w:tc>
           <w:tcPr>
             <w:tcW w:type="dxa" w:w="1234"/>
-            <w:shd w:val="clear" w:fill="EAF0F6"/>
           </w:tcPr>
           <w:p>
             <w:r>
-              <w:rPr>
-                <w:b/>
-                <w:sz w:val="20"/>
-              </w:rPr>
-            </w:r>
-            <w:r>
-              <w:rPr>
-                <w:b/>
-                <w:sz w:val="20"/>
-              </w:rPr>
               <w:t>URL</w:t>
             </w:r>
           </w:p>
@@ -703,20 +906,9 @@
         <w:tc>
           <w:tcPr>
             <w:tcW w:type="dxa" w:w="1234"/>
-            <w:shd w:val="clear" w:fill="EAF0F6"/>
           </w:tcPr>
           <w:p>
             <w:r>
-              <w:rPr>
-                <w:b/>
-                <w:sz w:val="20"/>
-              </w:rPr>
-            </w:r>
-            <w:r>
-              <w:rPr>
-                <w:b/>
-                <w:sz w:val="20"/>
-              </w:rPr>
               <w:t>Checked</w:t>
             </w:r>
           </w:p>
@@ -724,20 +916,9 @@
         <w:tc>
           <w:tcPr>
             <w:tcW w:type="dxa" w:w="1234"/>
-            <w:shd w:val="clear" w:fill="EAF0F6"/>
           </w:tcPr>
           <w:p>
             <w:r>
-              <w:rPr>
-                <w:b/>
-                <w:sz w:val="20"/>
-              </w:rPr>
-            </w:r>
-            <w:r>
-              <w:rPr>
-                <w:b/>
-                <w:sz w:val="20"/>
-              </w:rPr>
               <w:t>Confidence</w:t>
             </w:r>
           </w:p>
@@ -745,20 +926,9 @@
         <w:tc>
           <w:tcPr>
             <w:tcW w:type="dxa" w:w="1234"/>
-            <w:shd w:val="clear" w:fill="EAF0F6"/>
           </w:tcPr>
           <w:p>
             <w:r>
-              <w:rPr>
-                <w:b/>
-                <w:sz w:val="20"/>
-              </w:rPr>
-            </w:r>
-            <w:r>
-              <w:rPr>
-                <w:b/>
-                <w:sz w:val="20"/>
-              </w:rPr>
               <w:t>Supported facts</w:t>
             </w:r>
           </w:p>
@@ -771,14 +941,6 @@
           </w:tcPr>
           <w:p>
             <w:r>
-              <w:rPr>
-                <w:sz w:val="20"/>
-              </w:rPr>
-            </w:r>
-            <w:r>
-              <w:rPr>
-                <w:sz w:val="20"/>
-              </w:rPr>
               <w:t>Four-ministry used-car export notice (item 6: support system)</w:t>
             </w:r>
           </w:p>
@@ -789,14 +951,6 @@
           </w:tcPr>
           <w:p>
             <w:r>
-              <w:rPr>
-                <w:sz w:val="20"/>
-              </w:rPr>
-            </w:r>
-            <w:r>
-              <w:rPr>
-                <w:sz w:val="20"/>
-              </w:rPr>
               <w:t>State Council policy library</w:t>
             </w:r>
           </w:p>
@@ -807,14 +961,6 @@
           </w:tcPr>
           <w:p>
             <w:r>
-              <w:rPr>
-                <w:sz w:val="20"/>
-              </w:rPr>
-            </w:r>
-            <w:r>
-              <w:rPr>
-                <w:sz w:val="20"/>
-              </w:rPr>
               <w:t>CN / Global</w:t>
             </w:r>
           </w:p>
@@ -825,14 +971,6 @@
           </w:tcPr>
           <w:p>
             <w:r>
-              <w:rPr>
-                <w:sz w:val="20"/>
-              </w:rPr>
-            </w:r>
-            <w:r>
-              <w:rPr>
-                <w:sz w:val="20"/>
-              </w:rPr>
               <w:t>https://www.gov.cn/zhengce/zhengceku/202511/content_7048644.htm</w:t>
             </w:r>
           </w:p>
@@ -843,14 +981,6 @@
           </w:tcPr>
           <w:p>
             <w:r>
-              <w:rPr>
-                <w:sz w:val="20"/>
-              </w:rPr>
-            </w:r>
-            <w:r>
-              <w:rPr>
-                <w:sz w:val="20"/>
-              </w:rPr>
               <w:t>2026-09-03</w:t>
             </w:r>
           </w:p>
@@ -861,14 +991,6 @@
           </w:tcPr>
           <w:p>
             <w:r>
-              <w:rPr>
-                <w:sz w:val="20"/>
-              </w:rPr>
-            </w:r>
-            <w:r>
-              <w:rPr>
-                <w:sz w:val="20"/>
-              </w:rPr>
               <w:t>VERIFIED</w:t>
             </w:r>
           </w:p>
@@ -879,14 +1001,6 @@
           </w:tcPr>
           <w:p>
             <w:r>
-              <w:rPr>
-                <w:sz w:val="20"/>
-              </w:rPr>
-            </w:r>
-            <w:r>
-              <w:rPr>
-                <w:sz w:val="20"/>
-              </w:rPr>
               <w:t>Policy expectation of joint after-sales/parts/tech support</w:t>
             </w:r>
           </w:p>
@@ -899,14 +1013,6 @@
           </w:tcPr>
           <w:p>
             <w:r>
-              <w:rPr>
-                <w:sz w:val="20"/>
-              </w:rPr>
-            </w:r>
-            <w:r>
-              <w:rPr>
-                <w:sz w:val="20"/>
-              </w:rPr>
               <w:t>Same notice (support system)</w:t>
             </w:r>
           </w:p>
@@ -917,14 +1023,6 @@
           </w:tcPr>
           <w:p>
             <w:r>
-              <w:rPr>
-                <w:sz w:val="20"/>
-              </w:rPr>
-            </w:r>
-            <w:r>
-              <w:rPr>
-                <w:sz w:val="20"/>
-              </w:rPr>
               <w:t>Ministry of Commerce</w:t>
             </w:r>
           </w:p>
@@ -935,14 +1033,6 @@
           </w:tcPr>
           <w:p>
             <w:r>
-              <w:rPr>
-                <w:sz w:val="20"/>
-              </w:rPr>
-            </w:r>
-            <w:r>
-              <w:rPr>
-                <w:sz w:val="20"/>
-              </w:rPr>
               <w:t>CN / Global</w:t>
             </w:r>
           </w:p>
@@ -953,14 +1043,6 @@
           </w:tcPr>
           <w:p>
             <w:r>
-              <w:rPr>
-                <w:sz w:val="20"/>
-              </w:rPr>
-            </w:r>
-            <w:r>
-              <w:rPr>
-                <w:sz w:val="20"/>
-              </w:rPr>
               <w:t>http://www.mofcom.gov.cn/zcfb/dwmygl/art/2025/art_543d1fcc6a1048d5bf301a8d59ed723e.html</w:t>
             </w:r>
           </w:p>
@@ -971,14 +1053,6 @@
           </w:tcPr>
           <w:p>
             <w:r>
-              <w:rPr>
-                <w:sz w:val="20"/>
-              </w:rPr>
-            </w:r>
-            <w:r>
-              <w:rPr>
-                <w:sz w:val="20"/>
-              </w:rPr>
               <w:t>2026-09-03</w:t>
             </w:r>
           </w:p>
@@ -989,14 +1063,6 @@
           </w:tcPr>
           <w:p>
             <w:r>
-              <w:rPr>
-                <w:sz w:val="20"/>
-              </w:rPr>
-            </w:r>
-            <w:r>
-              <w:rPr>
-                <w:sz w:val="20"/>
-              </w:rPr>
               <w:t>VERIFIED</w:t>
             </w:r>
           </w:p>
@@ -1007,14 +1073,6 @@
           </w:tcPr>
           <w:p>
             <w:r>
-              <w:rPr>
-                <w:sz w:val="20"/>
-              </w:rPr>
-            </w:r>
-            <w:r>
-              <w:rPr>
-                <w:sz w:val="20"/>
-              </w:rPr>
               <w:t>MOFCOM counterpart text</w:t>
             </w:r>
           </w:p>
@@ -1027,14 +1085,6 @@
           </w:tcPr>
           <w:p>
             <w:r>
-              <w:rPr>
-                <w:sz w:val="20"/>
-              </w:rPr>
-            </w:r>
-            <w:r>
-              <w:rPr>
-                <w:sz w:val="20"/>
-              </w:rPr>
               <w:t>How Chinese automakers can close the overseas after-sales gap</w:t>
             </w:r>
           </w:p>
@@ -1045,14 +1095,6 @@
           </w:tcPr>
           <w:p>
             <w:r>
-              <w:rPr>
-                <w:sz w:val="20"/>
-              </w:rPr>
-            </w:r>
-            <w:r>
-              <w:rPr>
-                <w:sz w:val="20"/>
-              </w:rPr>
               <w:t>Sina Finance</w:t>
             </w:r>
           </w:p>
@@ -1063,14 +1105,6 @@
           </w:tcPr>
           <w:p>
             <w:r>
-              <w:rPr>
-                <w:sz w:val="20"/>
-              </w:rPr>
-            </w:r>
-            <w:r>
-              <w:rPr>
-                <w:sz w:val="20"/>
-              </w:rPr>
               <w:t>Global</w:t>
             </w:r>
           </w:p>
@@ -1081,14 +1115,6 @@
           </w:tcPr>
           <w:p>
             <w:r>
-              <w:rPr>
-                <w:sz w:val="20"/>
-              </w:rPr>
-            </w:r>
-            <w:r>
-              <w:rPr>
-                <w:sz w:val="20"/>
-              </w:rPr>
               <w:t>https://finance.sina.com.cn/esg/2026-04-27/doc-inhvxpih9178870.shtml</w:t>
             </w:r>
           </w:p>
@@ -1099,14 +1125,6 @@
           </w:tcPr>
           <w:p>
             <w:r>
-              <w:rPr>
-                <w:sz w:val="20"/>
-              </w:rPr>
-            </w:r>
-            <w:r>
-              <w:rPr>
-                <w:sz w:val="20"/>
-              </w:rPr>
               <w:t>2026-09-03</w:t>
             </w:r>
           </w:p>
@@ -1117,14 +1135,6 @@
           </w:tcPr>
           <w:p>
             <w:r>
-              <w:rPr>
-                <w:sz w:val="20"/>
-              </w:rPr>
-            </w:r>
-            <w:r>
-              <w:rPr>
-                <w:sz w:val="20"/>
-              </w:rPr>
               <w:t>SINGLE_SOURCE</w:t>
             </w:r>
           </w:p>
@@ -1135,14 +1145,6 @@
           </w:tcPr>
           <w:p>
             <w:r>
-              <w:rPr>
-                <w:sz w:val="20"/>
-              </w:rPr>
-            </w:r>
-            <w:r>
-              <w:rPr>
-                <w:sz w:val="20"/>
-              </w:rPr>
               <w:t>Multi-brand network path; Melbourne parts example; 7-yr warranty example</w:t>
             </w:r>
           </w:p>
@@ -1155,14 +1157,6 @@
           </w:tcPr>
           <w:p>
             <w:r>
-              <w:rPr>
-                <w:sz w:val="20"/>
-              </w:rPr>
-            </w:r>
-            <w:r>
-              <w:rPr>
-                <w:sz w:val="20"/>
-              </w:rPr>
               <w:t>Parts going global must be systematised</w:t>
             </w:r>
           </w:p>
@@ -1173,14 +1167,6 @@
           </w:tcPr>
           <w:p>
             <w:r>
-              <w:rPr>
-                <w:sz w:val="20"/>
-              </w:rPr>
-            </w:r>
-            <w:r>
-              <w:rPr>
-                <w:sz w:val="20"/>
-              </w:rPr>
               <w:t>Beijing News</w:t>
             </w:r>
           </w:p>
@@ -1191,14 +1177,6 @@
           </w:tcPr>
           <w:p>
             <w:r>
-              <w:rPr>
-                <w:sz w:val="20"/>
-              </w:rPr>
-            </w:r>
-            <w:r>
-              <w:rPr>
-                <w:sz w:val="20"/>
-              </w:rPr>
               <w:t>Global</w:t>
             </w:r>
           </w:p>
@@ -1209,14 +1187,6 @@
           </w:tcPr>
           <w:p>
             <w:r>
-              <w:rPr>
-                <w:sz w:val="20"/>
-              </w:rPr>
-            </w:r>
-            <w:r>
-              <w:rPr>
-                <w:sz w:val="20"/>
-              </w:rPr>
               <w:t>https://m.bjnews.com.cn/detail/1779683581168283.html</w:t>
             </w:r>
           </w:p>
@@ -1227,14 +1197,6 @@
           </w:tcPr>
           <w:p>
             <w:r>
-              <w:rPr>
-                <w:sz w:val="20"/>
-              </w:rPr>
-            </w:r>
-            <w:r>
-              <w:rPr>
-                <w:sz w:val="20"/>
-              </w:rPr>
               <w:t>2026-09-03</w:t>
             </w:r>
           </w:p>
@@ -1245,14 +1207,6 @@
           </w:tcPr>
           <w:p>
             <w:r>
-              <w:rPr>
-                <w:sz w:val="20"/>
-              </w:rPr>
-            </w:r>
-            <w:r>
-              <w:rPr>
-                <w:sz w:val="20"/>
-              </w:rPr>
               <w:t>CROSS_CHECKED</w:t>
             </w:r>
           </w:p>
@@ -1263,31 +1217,31 @@
           </w:tcPr>
           <w:p>
             <w:r>
-              <w:rPr>
-                <w:sz w:val="20"/>
-              </w:rPr>
-            </w:r>
-            <w:r>
-              <w:rPr>
-                <w:sz w:val="20"/>
-              </w:rPr>
               <w:t>"Heavy sales, light service" weakness; delegation risk</w:t>
             </w:r>
           </w:p>
         </w:tc>
       </w:tr>
     </w:tbl>
+    <w:p/>
     <w:p>
       <w:r>
-        <w:rPr>
-          <w:i/>
-        </w:rPr>
-        <w:t>Scope note: the policy expectation is official; network models and the Australia warehouse/warranty items are single-company industry examples used illustratively, not presented as universal standards. This guide addresses service operation and is kept distinct from the spare-parts procurement cluster.</w:t>
+        <w:t>*Scope note: the policy expectation is official; network models and the Australia warehouse/warranty items are single-company industry examples used illustratively, not presented as universal standards. This guide addresses service operation and is kept distinct from the spare-parts procurement cluster.*</w:t>
+      </w:r>
+    </w:p>
+    <w:p>
+      <w:r>
+        <w:t>| Provisions on Liability for Repair/Replacement/Return of Household Auto Products (SAMR Order No.43) | SAMR, State Administration for Market Regulation | CN | https://www.samr.gov.cn/zw/zfxxgk/fdzdgknr/fgs/art/2023/art_6be7658b4a754005b6c6c25f137076ee.html | 2026-09-05 | VERIFIED | Domestic warranty (san-bao) baseline that overseas after-sales terms must be distinguished from |</w:t>
+      </w:r>
+    </w:p>
+    <w:p>
+      <w:r>
+        <w:t>| China Council for the Promotion of International Trade (trade-service network) | CCPIT | CN/INT'L | http://www.ccpit.org/ | 2026-09-05 | VERIFIED | Institutional channels supporting overseas service-network build-out |</w:t>
       </w:r>
     </w:p>
     <w:p>
       <w:pPr>
-        <w:pStyle w:val="Heading1"/>
+        <w:pStyle w:val="Heading2"/>
       </w:pPr>
       <w:r>
         <w:t>Editorial Review</w:t>
@@ -1361,6 +1315,11 @@
       </w:r>
       <w:r>
         <w:t>: EDITORIAL_QA_PASS=PASS · FACT_SOURCE_PASS=PASS · SEO_PASS=PASS · CODEX_REVIEW_PASS=PENDING (independent Codex review) · PUBLISH_APPROVED=FALSE until Codex sign-off</w:t>
+      </w:r>
+    </w:p>
+    <w:p>
+      <w:r>
+        <w:t>#AutoBridge #AfterSalesNetwork #PartsSupply #Warranty #OverseasService</w:t>
       </w:r>
     </w:p>
     <w:sectPr>
@@ -1737,8 +1696,8 @@
     <w:qFormat/>
     <w:rsid w:val="00FC693F"/>
     <w:rPr>
-      <w:rFonts w:ascii="Calibri" w:hAnsi="Calibri" w:eastAsia="Calibri"/>
-      <w:sz w:val="22"/>
+      <w:rFonts w:ascii="Calibri" w:hAnsi="Calibri"/>
+      <w:sz w:val="21"/>
     </w:rPr>
   </w:style>
   <w:style w:type="paragraph" w:styleId="Header">
@@ -1800,11 +1759,11 @@
       <w:outlineLvl w:val="0"/>
     </w:pPr>
     <w:rPr>
-      <w:rFonts w:asciiTheme="majorHAnsi" w:eastAsiaTheme="majorEastAsia" w:hAnsiTheme="majorHAnsi" w:cstheme="majorBidi" w:ascii="Calibri" w:hAnsi="Calibri"/>
+      <w:rFonts w:asciiTheme="majorHAnsi" w:eastAsiaTheme="majorEastAsia" w:hAnsiTheme="majorHAnsi" w:cstheme="majorBidi"/>
       <w:b/>
       <w:bCs/>
-      <w:color w:val="1F2A37"/>
-      <w:sz w:val="40"/>
+      <w:color w:val="365F91" w:themeColor="accent1" w:themeShade="BF"/>
+      <w:sz w:val="28"/>
       <w:szCs w:val="28"/>
     </w:rPr>
   </w:style>
@@ -1824,11 +1783,11 @@
       <w:outlineLvl w:val="1"/>
     </w:pPr>
     <w:rPr>
-      <w:rFonts w:asciiTheme="majorHAnsi" w:eastAsiaTheme="majorEastAsia" w:hAnsiTheme="majorHAnsi" w:cstheme="majorBidi" w:ascii="Calibri" w:hAnsi="Calibri"/>
+      <w:rFonts w:asciiTheme="majorHAnsi" w:eastAsiaTheme="majorEastAsia" w:hAnsiTheme="majorHAnsi" w:cstheme="majorBidi"/>
       <w:b/>
       <w:bCs/>
-      <w:color w:val="1F2A37"/>
-      <w:sz w:val="30"/>
+      <w:color w:val="4F81BD" w:themeColor="accent1"/>
+      <w:sz w:val="26"/>
       <w:szCs w:val="26"/>
     </w:rPr>
   </w:style>
@@ -1848,11 +1807,10 @@
       <w:outlineLvl w:val="2"/>
     </w:pPr>
     <w:rPr>
-      <w:rFonts w:asciiTheme="majorHAnsi" w:eastAsiaTheme="majorEastAsia" w:hAnsiTheme="majorHAnsi" w:cstheme="majorBidi" w:ascii="Calibri" w:hAnsi="Calibri"/>
+      <w:rFonts w:asciiTheme="majorHAnsi" w:eastAsiaTheme="majorEastAsia" w:hAnsiTheme="majorHAnsi" w:cstheme="majorBidi"/>
       <w:b/>
       <w:bCs/>
-      <w:color w:val="1F2A37"/>
-      <w:sz w:val="25"/>
+      <w:color w:val="4F81BD" w:themeColor="accent1"/>
     </w:rPr>
   </w:style>
   <w:style w:type="paragraph" w:styleId="Heading4">

--- a/deliveries/2026-09-03/02_Procurement_Guides/GUIDE_20260903_09_Aftersales_Parts_Warranty.docx
+++ b/deliveries/2026-09-03/02_Procurement_Guides/GUIDE_20260903_09_Aftersales_Parts_Warranty.docx
@@ -636,7 +636,7 @@
         <w:pStyle w:val="ListBullet"/>
       </w:pPr>
       <w:r>
-        <w:t>LICENSE: none secured — no third-party image may be published until rights are cleared</w:t>
+        <w:t>LICENSE_OR_USAGE_BASIS: none secured — no third-party image may be published until rights are cleared</w:t>
       </w:r>
     </w:p>
     <w:p>
@@ -1258,7 +1258,7 @@
         <w:t>Author / reviewer</w:t>
       </w:r>
       <w:r>
-        <w:t>: [AutoBridge Export Sourcing Team](/authors/) · method per our [Editorial Policy](/editorial-policy/)</w:t>
+        <w:t>: [AutoBridge Export Editorial Team](/authors/) · method per our [Editorial Policy](/editorial-policy/)</w:t>
       </w:r>
     </w:p>
     <w:p>
@@ -1272,7 +1272,7 @@
         <w:t>Last reviewed</w:t>
       </w:r>
       <w:r>
-        <w:t>: 2026-09-03</w:t>
+        <w:t>: 2026-09-05</w:t>
       </w:r>
     </w:p>
     <w:p>
@@ -1311,10 +1311,10 @@
         <w:rPr>
           <w:b/>
         </w:rPr>
-        <w:t>Quality gates</w:t>
+        <w:t>Editorial standard</w:t>
       </w:r>
       <w:r>
-        <w:t>: EDITORIAL_QA_PASS=PASS · FACT_SOURCE_PASS=PASS · SEO_PASS=PASS · CODEX_REVIEW_PASS=PENDING (independent Codex review) · PUBLISH_APPROVED=FALSE until Codex sign-off</w:t>
+        <w:t>: Researched and written from the sources listed above (desk research; no first-hand driving, teardown or import is claimed). Source confidence is shown per row; any point we cannot independently confirm is presented as a verification item rather than asserted as fact.</w:t>
       </w:r>
     </w:p>
     <w:p>
@@ -1696,7 +1696,6 @@
     <w:qFormat/>
     <w:rsid w:val="00FC693F"/>
     <w:rPr>
-      <w:rFonts w:ascii="Calibri" w:hAnsi="Calibri"/>
       <w:sz w:val="21"/>
     </w:rPr>
   </w:style>
